--- a/public/templates/rap-working-group-terms-of-reference.docx
+++ b/public/templates/rap-working-group-terms-of-reference.docx
@@ -51,7 +51,7 @@
           <w:sz w:val="20"/>
           <w:szCs w:val="20"/>
         </w:rPr>
-        <w:t xml:space="preserve">Replace every highlighted field and bracketed prompt with your own detail. The guidance notes in grey explain why each section matters — delete them before you circulate the final version.</w:t>
+        <w:t>Replace every highlighted field and bracketed prompt with your own detail.</w:t>
       </w:r>
     </w:p>
     <w:p>
@@ -100,26 +100,6 @@
           <w:szCs w:val="26"/>
         </w:rPr>
         <w:t xml:space="preserve">2. Authority</w:t>
-      </w:r>
-    </w:p>
-    <w:p>
-      <w:pPr>
-        <w:pBdr>
-          <w:left w:val="single" w:color="FFC451" w:sz="12" w:space="12"/>
-        </w:pBdr>
-        <w:spacing w:after="180"/>
-        <w:ind w:left="220"/>
-      </w:pPr>
-      <w:r>
-        <w:rPr>
-          <w:rFonts w:ascii="Arial" w:cs="Arial" w:eastAsia="Arial" w:hAnsi="Arial"/>
-          <w:i/>
-          <w:iCs/>
-          <w:color w:val="667085"/>
-          <w:sz w:val="18"/>
-          <w:szCs w:val="18"/>
-        </w:rPr>
-        <w:t xml:space="preserve">This is the section most often left vague, and it is the single biggest predictor of whether a RAP gets delivered. A group that can only make recommendations, with no budget and no escalation path, will stall the first time an action meets a competing business priority. Be specific.</w:t>
       </w:r>
     </w:p>
     <w:p>
@@ -152,7 +132,7 @@
           <w:sz w:val="21"/>
           <w:szCs w:val="21"/>
         </w:rPr>
-        <w:t xml:space="preserve">Make decisions on the content, sequencing and prioritisation of RAP actions</w:t>
+        <w:t>[List the specific decisions the Working Group can make]</w:t>
       </w:r>
     </w:p>
     <w:p>
@@ -171,7 +151,7 @@
           <w:sz w:val="21"/>
           <w:szCs w:val="21"/>
         </w:rPr>
-        <w:t xml:space="preserve">Direct the allocation of the RAP budget of $[AMOUNT] for the [YEAR] financial year</w:t>
+        <w:t>[State the budget the Working Group controls, if any]</w:t>
       </w:r>
     </w:p>
     <w:p>
@@ -190,7 +170,7 @@
           <w:sz w:val="21"/>
           <w:szCs w:val="21"/>
         </w:rPr>
-        <w:t xml:space="preserve">Require progress updates from any action owner across the organisation</w:t>
+        <w:t>[State who the Working Group can request updates from]</w:t>
       </w:r>
     </w:p>
     <w:p>
@@ -209,26 +189,7 @@
           <w:sz w:val="21"/>
           <w:szCs w:val="21"/>
         </w:rPr>
-        <w:t xml:space="preserve">Escalate blocked or at-risk actions directly to [NAMED ROLE] without going through intermediate approval</w:t>
-      </w:r>
-    </w:p>
-    <w:p>
-      <w:pPr>
-        <w:pStyle w:val="ListParagraph"/>
-        <w:numPr>
-          <w:ilvl w:val="0"/>
-          <w:numId w:val="2"/>
-        </w:numPr>
-        <w:spacing w:after="90"/>
-      </w:pPr>
-      <w:r>
-        <w:rPr>
-          <w:rFonts w:ascii="Arial" w:cs="Arial" w:eastAsia="Arial" w:hAnsi="Arial"/>
-          <w:color w:val="1D2939"/>
-          <w:sz w:val="21"/>
-          <w:szCs w:val="21"/>
-        </w:rPr>
-        <w:t xml:space="preserve">Recommend to [BOARD / EXECUTIVE] where a commitment can no longer be delivered as written</w:t>
+        <w:t>[State the escalation path]</w:t>
       </w:r>
     </w:p>
     <w:p>
@@ -246,26 +207,6 @@
           <w:szCs w:val="26"/>
         </w:rPr>
         <w:t xml:space="preserve">3. Executive sponsor</w:t>
-      </w:r>
-    </w:p>
-    <w:p>
-      <w:pPr>
-        <w:pBdr>
-          <w:left w:val="single" w:color="FFC451" w:sz="12" w:space="12"/>
-        </w:pBdr>
-        <w:spacing w:after="180"/>
-        <w:ind w:left="220"/>
-      </w:pPr>
-      <w:r>
-        <w:rPr>
-          <w:rFonts w:ascii="Arial" w:cs="Arial" w:eastAsia="Arial" w:hAnsi="Arial"/>
-          <w:i/>
-          <w:iCs/>
-          <w:color w:val="667085"/>
-          <w:sz w:val="18"/>
-          <w:szCs w:val="18"/>
-        </w:rPr>
-        <w:t xml:space="preserve">Name a person, not a function. If the sponsor changes, this document should be updated the same week — a working group that quietly loses its sponsor is the most common way a RAP stalls after launch.</w:t>
       </w:r>
     </w:p>
     <w:tbl>
@@ -395,7 +336,7 @@
                 <w:sz w:val="20"/>
                 <w:szCs w:val="20"/>
               </w:rPr>
-              <w:t xml:space="preserve">RAP delivery is recorded in this role’s performance measures: [YES / NO]</w:t>
+              <w:t>[State how RAP delivery is reflected in this role's accountabilities]</w:t>
             </w:r>
           </w:p>
         </w:tc>
@@ -488,26 +429,6 @@
           <w:szCs w:val="26"/>
         </w:rPr>
         <w:t xml:space="preserve">4. Membership</w:t>
-      </w:r>
-    </w:p>
-    <w:p>
-      <w:pPr>
-        <w:pBdr>
-          <w:left w:val="single" w:color="FFC451" w:sz="12" w:space="12"/>
-        </w:pBdr>
-        <w:spacing w:after="180"/>
-        <w:ind w:left="220"/>
-      </w:pPr>
-      <w:r>
-        <w:rPr>
-          <w:rFonts w:ascii="Arial" w:cs="Arial" w:eastAsia="Arial" w:hAnsi="Arial"/>
-          <w:i/>
-          <w:iCs/>
-          <w:color w:val="667085"/>
-          <w:sz w:val="18"/>
-          <w:szCs w:val="18"/>
-        </w:rPr>
-        <w:t xml:space="preserve">Aim for the people who will actually have to deliver actions, not only those interested in the topic. A group with no representation from HR, procurement or operations will write commitments those areas never agreed to.</w:t>
       </w:r>
     </w:p>
     <w:tbl>
@@ -1024,26 +945,6 @@
     </w:p>
     <w:p>
       <w:pPr>
-        <w:pBdr>
-          <w:left w:val="single" w:color="FFC451" w:sz="12" w:space="12"/>
-        </w:pBdr>
-        <w:spacing w:after="180"/>
-        <w:ind w:left="220"/>
-      </w:pPr>
-      <w:r>
-        <w:rPr>
-          <w:rFonts w:ascii="Arial" w:cs="Arial" w:eastAsia="Arial" w:hAnsi="Arial"/>
-          <w:i/>
-          <w:iCs/>
-          <w:color w:val="667085"/>
-          <w:sz w:val="18"/>
-          <w:szCs w:val="18"/>
-        </w:rPr>
-        <w:t xml:space="preserve">Participation must be genuine and appropriately supported. Where members are asked to contribute cultural knowledge or lived experience, consider whether that contribution is being recognised — including through remuneration for external community representatives, and workload relief for internal staff.</w:t>
-      </w:r>
-    </w:p>
-    <w:p>
-      <w:pPr>
         <w:pStyle w:val="ListParagraph"/>
         <w:numPr>
           <w:ilvl w:val="0"/>
@@ -1077,7 +978,7 @@
           <w:sz w:val="21"/>
           <w:szCs w:val="21"/>
         </w:rPr>
-        <w:t xml:space="preserve">External community representatives will be remunerated at [RATE / ARRANGEMENT] for their time and expertise</w:t>
+        <w:t>[Set out how participation is supported and recognised]</w:t>
       </w:r>
     </w:p>
     <w:p>
@@ -1096,7 +997,24 @@
           <w:sz w:val="21"/>
           <w:szCs w:val="21"/>
         </w:rPr>
-        <w:t xml:space="preserve">Internal Aboriginal and Torres Strait Islander staff participating will have this reflected in workload allocation, not added on top of existing duties</w:t>
+        <w:t xml:space="preserve">No member will be expected to speak on behalf of all Aboriginal and Torres Strait Islander peoples</w:t>
+      </w:r>
+    </w:p>
+    <w:p>
+      <w:pPr>
+        <w:pStyle w:val="Heading1"/>
+        <w:spacing w:after="140" w:before="320"/>
+      </w:pPr>
+      <w:r>
+        <w:rPr>
+          <w:rFonts w:ascii="Arial" w:cs="Arial" w:eastAsia="Arial" w:hAnsi="Arial"/>
+          <w:b/>
+          <w:bCs/>
+          <w:color w:val="0D1B2A"/>
+          <w:sz w:val="26"/>
+          <w:szCs w:val="26"/>
+        </w:rPr>
+        <w:t xml:space="preserve">6. Responsibilities</w:t>
       </w:r>
     </w:p>
     <w:p>
@@ -1115,24 +1033,7 @@
           <w:sz w:val="21"/>
           <w:szCs w:val="21"/>
         </w:rPr>
-        <w:t xml:space="preserve">No member will be expected to speak on behalf of all Aboriginal and Torres Strait Islander peoples</w:t>
-      </w:r>
-    </w:p>
-    <w:p>
-      <w:pPr>
-        <w:pStyle w:val="Heading1"/>
-        <w:spacing w:after="140" w:before="320"/>
-      </w:pPr>
-      <w:r>
-        <w:rPr>
-          <w:rFonts w:ascii="Arial" w:cs="Arial" w:eastAsia="Arial" w:hAnsi="Arial"/>
-          <w:b/>
-          <w:bCs/>
-          <w:color w:val="0D1B2A"/>
-          <w:sz w:val="26"/>
-          <w:szCs w:val="26"/>
-        </w:rPr>
-        <w:t xml:space="preserve">6. Responsibilities</w:t>
+        <w:t xml:space="preserve">Develop the RAP and submit it to Reconciliation Australia for endorsement</w:t>
       </w:r>
     </w:p>
     <w:p>
@@ -1151,7 +1052,7 @@
           <w:sz w:val="21"/>
           <w:szCs w:val="21"/>
         </w:rPr>
-        <w:t xml:space="preserve">Develop the RAP and submit it to Reconciliation Australia for endorsement</w:t>
+        <w:t>Maintain the RAP action register</w:t>
       </w:r>
     </w:p>
     <w:p>
@@ -1170,7 +1071,7 @@
           <w:sz w:val="21"/>
           <w:szCs w:val="21"/>
         </w:rPr>
-        <w:t xml:space="preserve">Maintain the RAP action register, ensuring every action has a named owner, deliverable, timeframe, measure and evidence source</w:t>
+        <w:t xml:space="preserve">Review delivery status against every action at each meeting</w:t>
       </w:r>
     </w:p>
     <w:p>
@@ -1189,26 +1090,7 @@
           <w:sz w:val="21"/>
           <w:szCs w:val="21"/>
         </w:rPr>
-        <w:t xml:space="preserve">Review delivery status against every action at each meeting</w:t>
-      </w:r>
-    </w:p>
-    <w:p>
-      <w:pPr>
-        <w:pStyle w:val="ListParagraph"/>
-        <w:numPr>
-          <w:ilvl w:val="0"/>
-          <w:numId w:val="2"/>
-        </w:numPr>
-        <w:spacing w:after="90"/>
-      </w:pPr>
-      <w:r>
-        <w:rPr>
-          <w:rFonts w:ascii="Arial" w:cs="Arial" w:eastAsia="Arial" w:hAnsi="Arial"/>
-          <w:color w:val="1D2939"/>
-          <w:sz w:val="21"/>
-          <w:szCs w:val="21"/>
-        </w:rPr>
-        <w:t xml:space="preserve">Ensure evidence is captured as work is delivered, rather than reconstructed at reporting time</w:t>
+        <w:t>Ensure evidence is captured for delivered actions</w:t>
       </w:r>
     </w:p>
     <w:p>
@@ -1586,7 +1468,7 @@
                 <w:sz w:val="20"/>
                 <w:szCs w:val="20"/>
               </w:rPr>
-              <w:t xml:space="preserve">Action register review — status of every commitment</w:t>
+              <w:t>[Standing agenda items]</w:t>
             </w:r>
           </w:p>
         </w:tc>
@@ -1634,27 +1516,7 @@
           <w:sz w:val="21"/>
           <w:szCs w:val="21"/>
         </w:rPr>
-        <w:t xml:space="preserve">The Working Group reports to [BOARD / EXECUTIVE COMMITTEE]. Reporting will include delivery status against every commitment, evidence captured, and — explicitly — any actions that are at risk or will not be delivered as written.</w:t>
-      </w:r>
-    </w:p>
-    <w:p>
-      <w:pPr>
-        <w:pBdr>
-          <w:left w:val="single" w:color="FFC451" w:sz="12" w:space="12"/>
-        </w:pBdr>
-        <w:spacing w:after="180"/>
-        <w:ind w:left="220"/>
-      </w:pPr>
-      <w:r>
-        <w:rPr>
-          <w:rFonts w:ascii="Arial" w:cs="Arial" w:eastAsia="Arial" w:hAnsi="Arial"/>
-          <w:i/>
-          <w:iCs/>
-          <w:color w:val="667085"/>
-          <w:sz w:val="18"/>
-          <w:szCs w:val="18"/>
-        </w:rPr>
-        <w:t xml:space="preserve">Reporting only the successes is the habit that causes trouble at renewal. Reconciliation Australia’s framework expects honest assessment, and a report that has never once flagged a problem is not usually a sign that nothing went wrong.</w:t>
+        <w:t>The Working Group reports to [BOARD / EXECUTIVE COMMITTEE] on [DELIVERY STATUS / EVIDENCE / RISKS].</w:t>
       </w:r>
     </w:p>
     <w:p>
@@ -1911,7 +1773,7 @@
           <w:sz w:val="17"/>
           <w:szCs w:val="17"/>
         </w:rPr>
-        <w:t xml:space="preserve">Template provided by 2Ways Consultancy — 2waysconsultancy.com.au — free to use and adapt. Corresponds to Phase 2 (Foundation) of the 2Ways RAP Delivery Framework.</w:t>
+        <w:t>Template provided by 2Ways Consultancy — 2waysconsultancy.com.au — free to use and adapt.</w:t>
       </w:r>
     </w:p>
     <w:sectPr>
